--- a/submission/bmc_medical_genomics_2026-05-01/SUPPLEMENTARY_METHODS_REPRODUCIBILITY_DRAFT.docx
+++ b/submission/bmc_medical_genomics_2026-05-01/SUPPLEMENTARY_METHODS_REPRODUCIBILITY_DRAFT.docx
@@ -2,7 +2,7 @@
 <file path=word/document.xml><?xml version="1.0" encoding="utf-8"?>
 <w:document xmlns:w="http://schemas.openxmlformats.org/wordprocessingml/2006/main" xmlns:m="http://schemas.openxmlformats.org/officeDocument/2006/math" xmlns:r="http://schemas.openxmlformats.org/officeDocument/2006/relationships" xmlns:o="urn:schemas-microsoft-com:office:office" xmlns:v="urn:schemas-microsoft-com:vml" xmlns:w10="urn:schemas-microsoft-com:office:word" xmlns:a="http://schemas.openxmlformats.org/drawingml/2006/main" xmlns:pic="http://schemas.openxmlformats.org/drawingml/2006/picture" xmlns:wp="http://schemas.openxmlformats.org/drawingml/2006/wordprocessingDrawing">
   <w:body>
-    <w:bookmarkStart w:id="25" w:name="X13f580bcd0b030b1a38092b24ab26212d28b18e"/>
+    <w:bookmarkStart w:id="26" w:name="X13f580bcd0b030b1a38092b24ab26212d28b18e"/>
     <w:p>
       <w:pPr>
         <w:pStyle w:val="Heading1"/>
@@ -36,7 +36,7 @@
         <w:rPr>
           <w:rFonts w:ascii="Arial" w:hAnsi="Arial"/>
         </w:rPr>
-        <w:t xml:space="preserve">Spatial validation and clinical association of a plasma-secretory bone marrow program in multiple myeloma</w:t>
+        <w:t xml:space="preserve">A spatially reproducible plasma-secretory bone marrow program linked to molecular risk in multiple myeloma</w:t>
       </w:r>
     </w:p>
     <w:p>
@@ -445,7 +445,7 @@
                 <w:rFonts w:ascii="Arial" w:hAnsi="Arial"/>
                 <w:sz w:val="16"/>
               </w:rPr>
-              <w:t xml:space="preserve">Second spatial validation</w:t>
+              <w:t xml:space="preserve">Second spatial reproducibility</w:t>
             </w:r>
           </w:p>
         </w:tc>
@@ -937,7 +937,7 @@
                 <w:rFonts w:ascii="Arial" w:hAnsi="Arial"/>
                 <w:sz w:val="16"/>
               </w:rPr>
-              <w:t xml:space="preserve">Clinical bulk validation</w:t>
+              <w:t xml:space="preserve">Retrospective clinical association</w:t>
             </w:r>
           </w:p>
         </w:tc>
@@ -2202,31 +2202,31 @@
                 <w:rFonts w:ascii="Arial" w:hAnsi="Arial"/>
                 <w:sz w:val="16"/>
               </w:rPr>
-              <w:t xml:space="preserve">scripts/15_build_manuscript_figures.py</w:t>
-            </w:r>
-          </w:p>
-        </w:tc>
-        <w:tc>
-          <w:tcPr>
-            <w:vAlign w:val="center"/>
-            <w:tcMar>
-              <w:top w:w="80" w:type="dxa"/>
-              <w:start w:w="80" w:type="dxa"/>
-              <w:bottom w:w="80" w:type="dxa"/>
-              <w:end w:w="80" w:type="dxa"/>
-            </w:tcMar>
-          </w:tcPr>
-          <w:p>
-            <w:pPr>
-              <w:pStyle w:val="Compact"/>
-              <w:spacing w:line="252" w:lineRule="auto" w:after="0"/>
-            </w:pPr>
-            <w:r>
-              <w:rPr>
-                <w:rFonts w:ascii="Arial" w:hAnsi="Arial"/>
-                <w:sz w:val="16"/>
-              </w:rPr>
-              <w:t xml:space="preserve">Generate Fig. 1-6 and the cross-cohort evidence table.</w:t>
+              <w:t xml:space="preserve">scripts/28_spatial_autocorrelation_niche_analysis.py</w:t>
+            </w:r>
+          </w:p>
+        </w:tc>
+        <w:tc>
+          <w:tcPr>
+            <w:vAlign w:val="center"/>
+            <w:tcMar>
+              <w:top w:w="80" w:type="dxa"/>
+              <w:start w:w="80" w:type="dxa"/>
+              <w:bottom w:w="80" w:type="dxa"/>
+              <w:end w:w="80" w:type="dxa"/>
+            </w:tcMar>
+          </w:tcPr>
+          <w:p>
+            <w:pPr>
+              <w:pStyle w:val="Compact"/>
+              <w:spacing w:line="252" w:lineRule="auto" w:after="0"/>
+            </w:pPr>
+            <w:r>
+              <w:rPr>
+                <w:rFonts w:ascii="Arial" w:hAnsi="Arial"/>
+                <w:sz w:val="16"/>
+              </w:rPr>
+              <w:t xml:space="preserve">Quantify spot-level Moran’s I and local neighbor enrichment in GSE269875.</w:t>
             </w:r>
           </w:p>
         </w:tc>
@@ -2254,6 +2254,310 @@
                 <w:sz w:val="16"/>
               </w:rPr>
               <w:t xml:space="preserve">14</w:t>
+            </w:r>
+          </w:p>
+        </w:tc>
+        <w:tc>
+          <w:tcPr>
+            <w:vAlign w:val="center"/>
+            <w:tcMar>
+              <w:top w:w="80" w:type="dxa"/>
+              <w:start w:w="80" w:type="dxa"/>
+              <w:bottom w:w="80" w:type="dxa"/>
+              <w:end w:w="80" w:type="dxa"/>
+            </w:tcMar>
+          </w:tcPr>
+          <w:p>
+            <w:pPr>
+              <w:pStyle w:val="Compact"/>
+              <w:spacing w:line="252" w:lineRule="auto" w:after="0"/>
+            </w:pPr>
+            <w:r>
+              <w:rPr>
+                <w:rStyle w:val="VerbatimChar"/>
+                <w:rFonts w:ascii="Arial" w:hAnsi="Arial"/>
+                <w:sz w:val="16"/>
+              </w:rPr>
+              <w:t xml:space="preserve">scripts/29_commppass_sensitivity_models.py</w:t>
+            </w:r>
+          </w:p>
+        </w:tc>
+        <w:tc>
+          <w:tcPr>
+            <w:vAlign w:val="center"/>
+            <w:tcMar>
+              <w:top w:w="80" w:type="dxa"/>
+              <w:start w:w="80" w:type="dxa"/>
+              <w:bottom w:w="80" w:type="dxa"/>
+              <w:end w:w="80" w:type="dxa"/>
+            </w:tcMar>
+          </w:tcPr>
+          <w:p>
+            <w:pPr>
+              <w:pStyle w:val="Compact"/>
+              <w:spacing w:line="252" w:lineRule="auto" w:after="0"/>
+            </w:pPr>
+            <w:r>
+              <w:rPr>
+                <w:rFonts w:ascii="Arial" w:hAnsi="Arial"/>
+                <w:sz w:val="16"/>
+              </w:rPr>
+              <w:t xml:space="preserve">Fit CoMMpass OS and 1q21 sensitivity models with PR, proliferation, cytogenetic, and purity/tumor-burden covariates.</w:t>
+            </w:r>
+          </w:p>
+        </w:tc>
+      </w:tr>
+      <w:tr>
+        <w:tc>
+          <w:tcPr>
+            <w:vAlign w:val="center"/>
+            <w:tcMar>
+              <w:top w:w="80" w:type="dxa"/>
+              <w:start w:w="80" w:type="dxa"/>
+              <w:bottom w:w="80" w:type="dxa"/>
+              <w:end w:w="80" w:type="dxa"/>
+            </w:tcMar>
+          </w:tcPr>
+          <w:p>
+            <w:pPr>
+              <w:pStyle w:val="Compact"/>
+              <w:spacing w:line="252" w:lineRule="auto" w:after="0"/>
+              <w:jc w:val="right"/>
+            </w:pPr>
+            <w:r>
+              <w:rPr>
+                <w:rFonts w:ascii="Arial" w:hAnsi="Arial"/>
+                <w:sz w:val="16"/>
+              </w:rPr>
+              <w:t xml:space="preserve">15</w:t>
+            </w:r>
+          </w:p>
+        </w:tc>
+        <w:tc>
+          <w:tcPr>
+            <w:vAlign w:val="center"/>
+            <w:tcMar>
+              <w:top w:w="80" w:type="dxa"/>
+              <w:start w:w="80" w:type="dxa"/>
+              <w:bottom w:w="80" w:type="dxa"/>
+              <w:end w:w="80" w:type="dxa"/>
+            </w:tcMar>
+          </w:tcPr>
+          <w:p>
+            <w:pPr>
+              <w:pStyle w:val="Compact"/>
+              <w:spacing w:line="252" w:lineRule="auto" w:after="0"/>
+            </w:pPr>
+            <w:r>
+              <w:rPr>
+                <w:rStyle w:val="VerbatimChar"/>
+                <w:rFonts w:ascii="Arial" w:hAnsi="Arial"/>
+                <w:sz w:val="16"/>
+              </w:rPr>
+              <w:t xml:space="preserve">scripts/30_module_coverage_and_testing_inventory.py</w:t>
+            </w:r>
+          </w:p>
+        </w:tc>
+        <w:tc>
+          <w:tcPr>
+            <w:vAlign w:val="center"/>
+            <w:tcMar>
+              <w:top w:w="80" w:type="dxa"/>
+              <w:start w:w="80" w:type="dxa"/>
+              <w:bottom w:w="80" w:type="dxa"/>
+              <w:end w:w="80" w:type="dxa"/>
+            </w:tcMar>
+          </w:tcPr>
+          <w:p>
+            <w:pPr>
+              <w:pStyle w:val="Compact"/>
+              <w:spacing w:line="252" w:lineRule="auto" w:after="0"/>
+            </w:pPr>
+            <w:r>
+              <w:rPr>
+                <w:rFonts w:ascii="Arial" w:hAnsi="Arial"/>
+                <w:sz w:val="16"/>
+              </w:rPr>
+              <w:t xml:space="preserve">Generate module-gene coverage and all-tested-association inventory tables.</w:t>
+            </w:r>
+          </w:p>
+        </w:tc>
+      </w:tr>
+      <w:tr>
+        <w:tc>
+          <w:tcPr>
+            <w:vAlign w:val="center"/>
+            <w:tcMar>
+              <w:top w:w="80" w:type="dxa"/>
+              <w:start w:w="80" w:type="dxa"/>
+              <w:bottom w:w="80" w:type="dxa"/>
+              <w:end w:w="80" w:type="dxa"/>
+            </w:tcMar>
+          </w:tcPr>
+          <w:p>
+            <w:pPr>
+              <w:pStyle w:val="Compact"/>
+              <w:spacing w:line="252" w:lineRule="auto" w:after="0"/>
+              <w:jc w:val="right"/>
+            </w:pPr>
+            <w:r>
+              <w:rPr>
+                <w:rFonts w:ascii="Arial" w:hAnsi="Arial"/>
+                <w:sz w:val="16"/>
+              </w:rPr>
+              <w:t xml:space="preserve">16</w:t>
+            </w:r>
+          </w:p>
+        </w:tc>
+        <w:tc>
+          <w:tcPr>
+            <w:vAlign w:val="center"/>
+            <w:tcMar>
+              <w:top w:w="80" w:type="dxa"/>
+              <w:start w:w="80" w:type="dxa"/>
+              <w:bottom w:w="80" w:type="dxa"/>
+              <w:end w:w="80" w:type="dxa"/>
+            </w:tcMar>
+          </w:tcPr>
+          <w:p>
+            <w:pPr>
+              <w:pStyle w:val="Compact"/>
+              <w:spacing w:line="252" w:lineRule="auto" w:after="0"/>
+            </w:pPr>
+            <w:r>
+              <w:rPr>
+                <w:rStyle w:val="VerbatimChar"/>
+                <w:rFonts w:ascii="Arial" w:hAnsi="Arial"/>
+                <w:sz w:val="16"/>
+              </w:rPr>
+              <w:t xml:space="preserve">scripts/31_build_review_hardening_figure.py</w:t>
+            </w:r>
+          </w:p>
+        </w:tc>
+        <w:tc>
+          <w:tcPr>
+            <w:vAlign w:val="center"/>
+            <w:tcMar>
+              <w:top w:w="80" w:type="dxa"/>
+              <w:start w:w="80" w:type="dxa"/>
+              <w:bottom w:w="80" w:type="dxa"/>
+              <w:end w:w="80" w:type="dxa"/>
+            </w:tcMar>
+          </w:tcPr>
+          <w:p>
+            <w:pPr>
+              <w:pStyle w:val="Compact"/>
+              <w:spacing w:line="252" w:lineRule="auto" w:after="0"/>
+            </w:pPr>
+            <w:r>
+              <w:rPr>
+                <w:rFonts w:ascii="Arial" w:hAnsi="Arial"/>
+                <w:sz w:val="16"/>
+              </w:rPr>
+              <w:t xml:space="preserve">Build Fig. 7 from the spatial organization and CoMMpass sensitivity outputs.</w:t>
+            </w:r>
+          </w:p>
+        </w:tc>
+      </w:tr>
+      <w:tr>
+        <w:tc>
+          <w:tcPr>
+            <w:vAlign w:val="center"/>
+            <w:tcMar>
+              <w:top w:w="80" w:type="dxa"/>
+              <w:start w:w="80" w:type="dxa"/>
+              <w:bottom w:w="80" w:type="dxa"/>
+              <w:end w:w="80" w:type="dxa"/>
+            </w:tcMar>
+          </w:tcPr>
+          <w:p>
+            <w:pPr>
+              <w:pStyle w:val="Compact"/>
+              <w:spacing w:line="252" w:lineRule="auto" w:after="0"/>
+              <w:jc w:val="right"/>
+            </w:pPr>
+            <w:r>
+              <w:rPr>
+                <w:rFonts w:ascii="Arial" w:hAnsi="Arial"/>
+                <w:sz w:val="16"/>
+              </w:rPr>
+              <w:t xml:space="preserve">17</w:t>
+            </w:r>
+          </w:p>
+        </w:tc>
+        <w:tc>
+          <w:tcPr>
+            <w:vAlign w:val="center"/>
+            <w:tcMar>
+              <w:top w:w="80" w:type="dxa"/>
+              <w:start w:w="80" w:type="dxa"/>
+              <w:bottom w:w="80" w:type="dxa"/>
+              <w:end w:w="80" w:type="dxa"/>
+            </w:tcMar>
+          </w:tcPr>
+          <w:p>
+            <w:pPr>
+              <w:pStyle w:val="Compact"/>
+              <w:spacing w:line="252" w:lineRule="auto" w:after="0"/>
+            </w:pPr>
+            <w:r>
+              <w:rPr>
+                <w:rStyle w:val="VerbatimChar"/>
+                <w:rFonts w:ascii="Arial" w:hAnsi="Arial"/>
+                <w:sz w:val="16"/>
+              </w:rPr>
+              <w:t xml:space="preserve">scripts/15_build_manuscript_figures.py</w:t>
+            </w:r>
+          </w:p>
+        </w:tc>
+        <w:tc>
+          <w:tcPr>
+            <w:vAlign w:val="center"/>
+            <w:tcMar>
+              <w:top w:w="80" w:type="dxa"/>
+              <w:start w:w="80" w:type="dxa"/>
+              <w:bottom w:w="80" w:type="dxa"/>
+              <w:end w:w="80" w:type="dxa"/>
+            </w:tcMar>
+          </w:tcPr>
+          <w:p>
+            <w:pPr>
+              <w:pStyle w:val="Compact"/>
+              <w:spacing w:line="252" w:lineRule="auto" w:after="0"/>
+            </w:pPr>
+            <w:r>
+              <w:rPr>
+                <w:rFonts w:ascii="Arial" w:hAnsi="Arial"/>
+                <w:sz w:val="16"/>
+              </w:rPr>
+              <w:t xml:space="preserve">Generate Fig. 1-6 and the cross-cohort evidence table.</w:t>
+            </w:r>
+          </w:p>
+        </w:tc>
+      </w:tr>
+      <w:tr>
+        <w:tc>
+          <w:tcPr>
+            <w:vAlign w:val="center"/>
+            <w:tcMar>
+              <w:top w:w="80" w:type="dxa"/>
+              <w:start w:w="80" w:type="dxa"/>
+              <w:bottom w:w="80" w:type="dxa"/>
+              <w:end w:w="80" w:type="dxa"/>
+            </w:tcMar>
+          </w:tcPr>
+          <w:p>
+            <w:pPr>
+              <w:pStyle w:val="Compact"/>
+              <w:spacing w:line="252" w:lineRule="auto" w:after="0"/>
+              <w:jc w:val="right"/>
+            </w:pPr>
+            <w:r>
+              <w:rPr>
+                <w:rFonts w:ascii="Arial" w:hAnsi="Arial"/>
+                <w:sz w:val="16"/>
+              </w:rPr>
+              <w:t xml:space="preserve">18</w:t>
             </w:r>
           </w:p>
         </w:tc>
@@ -2744,7 +3048,7 @@
                 <w:rFonts w:ascii="Arial" w:hAnsi="Arial"/>
                 <w:sz w:val="16"/>
               </w:rPr>
-              <w:t xml:space="preserve">GSE299193 panel-compatible validation</w:t>
+              <w:t xml:space="preserve">GSE299193 panel-compatible reproducibility</w:t>
             </w:r>
           </w:p>
         </w:tc>
@@ -2923,20 +3227,6 @@
         <w:t xml:space="preserve">Mann-Whitney p value.</w:t>
       </w:r>
     </w:p>
-    <w:bookmarkEnd w:id="13"/>
-    <w:bookmarkStart w:id="14" w:name="gse299193"/>
-    <w:p>
-      <w:pPr>
-        <w:pStyle w:val="Heading3"/>
-        <w:spacing w:line="276" w:lineRule="auto" w:after="120"/>
-      </w:pPr>
-      <w:r>
-        <w:rPr>
-          <w:rFonts w:ascii="Arial" w:hAnsi="Arial"/>
-        </w:rPr>
-        <w:t xml:space="preserve">GSE299193</w:t>
-      </w:r>
-    </w:p>
     <w:p>
       <w:pPr>
         <w:pStyle w:val="FirstParagraph"/>
@@ -2946,19 +3236,7 @@
         <w:rPr>
           <w:rFonts w:ascii="Arial" w:hAnsi="Arial"/>
         </w:rPr>
-        <w:t xml:space="preserve">The raw Xenium archive was not fully extracted. The validation script extracted only cell-feature matrices and lightweight metadata needed for gene-panel scoring. This avoided unnecessary expansion of imaging and transcript-position files.</w:t>
-      </w:r>
-    </w:p>
-    <w:p>
-      <w:pPr>
-        <w:pStyle w:val="BodyText"/>
-        <w:spacing w:line="276" w:lineRule="auto" w:after="120"/>
-      </w:pPr>
-      <w:r>
-        <w:rPr>
-          <w:rFonts w:ascii="Arial" w:hAnsi="Arial"/>
-        </w:rPr>
-        <w:t xml:space="preserve">Disease grouping:</w:t>
+        <w:t xml:space="preserve">Spatial organization add-on:</w:t>
       </w:r>
     </w:p>
     <w:p>
@@ -2974,7 +3252,7 @@
         <w:rPr>
           <w:rFonts w:ascii="Arial" w:hAnsi="Arial"/>
         </w:rPr>
-        <w:t xml:space="preserve">Active disease: MM and relapsed MM.</w:t>
+        <w:t xml:space="preserve">Moran’s I was calculated within each sample using 6-nearest-neighbor graph weights.</w:t>
       </w:r>
     </w:p>
     <w:p>
@@ -2990,7 +3268,101 @@
         <w:rPr>
           <w:rFonts w:ascii="Arial" w:hAnsi="Arial"/>
         </w:rPr>
-        <w:t xml:space="preserve">Non-active comparison: Ctrl, MGUS, and SM.</w:t>
+        <w:t xml:space="preserve">Permutation p values used 199 within-sample label permutations.</w:t>
+      </w:r>
+    </w:p>
+    <w:p>
+      <w:pPr>
+        <w:pStyle w:val="Compact"/>
+        <w:numPr>
+          <w:ilvl w:val="0"/>
+          <w:numId w:val="1003"/>
+        </w:numPr>
+        <w:spacing w:line="276" w:lineRule="auto" w:after="120"/>
+      </w:pPr>
+      <w:r>
+        <w:rPr>
+          <w:rFonts w:ascii="Arial" w:hAnsi="Arial"/>
+        </w:rPr>
+        <w:t xml:space="preserve">Plasma-secretory-high spots were defined as the within-sample top quartile.</w:t>
+      </w:r>
+    </w:p>
+    <w:p>
+      <w:pPr>
+        <w:pStyle w:val="Compact"/>
+        <w:numPr>
+          <w:ilvl w:val="0"/>
+          <w:numId w:val="1003"/>
+        </w:numPr>
+        <w:spacing w:line="276" w:lineRule="auto" w:after="120"/>
+      </w:pPr>
+      <w:r>
+        <w:rPr>
+          <w:rFonts w:ascii="Arial" w:hAnsi="Arial"/>
+        </w:rPr>
+        <w:t xml:space="preserve">Neighbor enrichment compared nearest-neighbor scores around plasma-secretory-high spots with neighbor scores around all other spots.</w:t>
+      </w:r>
+    </w:p>
+    <w:p>
+      <w:pPr>
+        <w:pStyle w:val="Compact"/>
+        <w:numPr>
+          <w:ilvl w:val="0"/>
+          <w:numId w:val="1003"/>
+        </w:numPr>
+        <w:spacing w:line="276" w:lineRule="auto" w:after="120"/>
+      </w:pPr>
+      <w:r>
+        <w:rPr>
+          <w:rFonts w:ascii="Arial" w:hAnsi="Arial"/>
+        </w:rPr>
+        <w:t xml:space="preserve">The focal spot was excluded from each nearest-neighbor set.</w:t>
+      </w:r>
+    </w:p>
+    <w:p>
+      <w:pPr>
+        <w:pStyle w:val="Compact"/>
+        <w:numPr>
+          <w:ilvl w:val="0"/>
+          <w:numId w:val="1003"/>
+        </w:numPr>
+        <w:spacing w:line="276" w:lineRule="auto" w:after="120"/>
+      </w:pPr>
+      <w:r>
+        <w:rPr>
+          <w:rFonts w:ascii="Arial" w:hAnsi="Arial"/>
+        </w:rPr>
+        <w:t xml:space="preserve">Primary neighbor summaries excluded plasma-cell marker scores and used non-overlapping niche programs to reduce circularity.</w:t>
+      </w:r>
+    </w:p>
+    <w:p>
+      <w:pPr>
+        <w:pStyle w:val="Compact"/>
+        <w:numPr>
+          <w:ilvl w:val="0"/>
+          <w:numId w:val="1003"/>
+        </w:numPr>
+        <w:spacing w:line="276" w:lineRule="auto" w:after="120"/>
+      </w:pPr>
+      <w:r>
+        <w:rPr>
+          <w:rFonts w:ascii="Arial" w:hAnsi="Arial"/>
+        </w:rPr>
+        <w:t xml:space="preserve">MM samples had higher Moran’s I than controls in this small cohort (median 0.571 versus 0.144; Mann-Whitney p=0.0238), but control marrow also showed non-zero autocorrelation.</w:t>
+      </w:r>
+    </w:p>
+    <w:bookmarkEnd w:id="13"/>
+    <w:bookmarkStart w:id="14" w:name="gse299193"/>
+    <w:p>
+      <w:pPr>
+        <w:pStyle w:val="Heading3"/>
+        <w:spacing w:line="276" w:lineRule="auto" w:after="120"/>
+      </w:pPr>
+      <w:r>
+        <w:rPr>
+          <w:rFonts w:ascii="Arial" w:hAnsi="Arial"/>
+        </w:rPr>
+        <w:t xml:space="preserve">GSE299193</w:t>
       </w:r>
     </w:p>
     <w:p>
@@ -3002,7 +3374,19 @@
         <w:rPr>
           <w:rFonts w:ascii="Arial" w:hAnsi="Arial"/>
         </w:rPr>
-        <w:t xml:space="preserve">Interpretation boundary:</w:t>
+        <w:t xml:space="preserve">The raw Xenium archive was not fully extracted. The reproducibility script extracted only cell-feature matrices and lightweight metadata needed for gene-panel scoring. This avoided unnecessary expansion of imaging and transcript-position files.</w:t>
+      </w:r>
+    </w:p>
+    <w:p>
+      <w:pPr>
+        <w:pStyle w:val="BodyText"/>
+        <w:spacing w:line="276" w:lineRule="auto" w:after="120"/>
+      </w:pPr>
+      <w:r>
+        <w:rPr>
+          <w:rFonts w:ascii="Arial" w:hAnsi="Arial"/>
+        </w:rPr>
+        <w:t xml:space="preserve">Disease grouping:</w:t>
       </w:r>
     </w:p>
     <w:p>
@@ -3018,7 +3402,7 @@
         <w:rPr>
           <w:rFonts w:ascii="Arial" w:hAnsi="Arial"/>
         </w:rPr>
-        <w:t xml:space="preserve">GSE299193 validates the program-level spatial signal.</w:t>
+        <w:t xml:space="preserve">Active disease: MM and relapsed MM.</w:t>
       </w:r>
     </w:p>
     <w:p>
@@ -3034,38 +3418,12 @@
         <w:rPr>
           <w:rFonts w:ascii="Arial" w:hAnsi="Arial"/>
         </w:rPr>
-        <w:t xml:space="preserve">It does not directly validate TXNDC5, JCHAIN, or SDC1 because these genes were absent from the extracted Xenium matrices.</w:t>
-      </w:r>
-    </w:p>
-    <w:bookmarkEnd w:id="14"/>
-    <w:bookmarkStart w:id="15" w:name="gse271107"/>
-    <w:p>
-      <w:pPr>
-        <w:pStyle w:val="Heading3"/>
-        <w:spacing w:line="276" w:lineRule="auto" w:after="120"/>
-      </w:pPr>
-      <w:r>
-        <w:rPr>
-          <w:rFonts w:ascii="Arial" w:hAnsi="Arial"/>
-        </w:rPr>
-        <w:t xml:space="preserve">GSE271107</w:t>
+        <w:t xml:space="preserve">Non-active comparison: Ctrl, MGUS, and SM.</w:t>
       </w:r>
     </w:p>
     <w:p>
       <w:pPr>
         <w:pStyle w:val="FirstParagraph"/>
-        <w:spacing w:line="276" w:lineRule="auto" w:after="120"/>
-      </w:pPr>
-      <w:r>
-        <w:rPr>
-          <w:rFonts w:ascii="Arial" w:hAnsi="Arial"/>
-        </w:rPr>
-        <w:t xml:space="preserve">Single-cell RNA-seq data were summarized by marker-inferred cell categories. The primary endpoint was whether candidate genes and module scores localized to plasma-cell compartments. Detection fraction was calculated as the fraction of observations with expression above zero.</w:t>
-      </w:r>
-    </w:p>
-    <w:p>
-      <w:pPr>
-        <w:pStyle w:val="BodyText"/>
         <w:spacing w:line="276" w:lineRule="auto" w:after="120"/>
       </w:pPr>
       <w:r>
@@ -3088,7 +3446,7 @@
         <w:rPr>
           <w:rFonts w:ascii="Arial" w:hAnsi="Arial"/>
         </w:rPr>
-        <w:t xml:space="preserve">This supports localization.</w:t>
+        <w:t xml:space="preserve">GSE299193 supports program-level spatial reproducibility.</w:t>
       </w:r>
     </w:p>
     <w:p>
@@ -3104,11 +3462,11 @@
         <w:rPr>
           <w:rFonts w:ascii="Arial" w:hAnsi="Arial"/>
         </w:rPr>
-        <w:t xml:space="preserve">It does not establish TXNDC5 as a standalone prognostic biomarker.</w:t>
-      </w:r>
-    </w:p>
-    <w:bookmarkEnd w:id="15"/>
-    <w:bookmarkStart w:id="16" w:name="gse2658-and-gse24080"/>
+        <w:t xml:space="preserve">It does not directly validate TXNDC5, JCHAIN, or SDC1 because these genes were absent from the extracted Xenium matrices.</w:t>
+      </w:r>
+    </w:p>
+    <w:bookmarkEnd w:id="14"/>
+    <w:bookmarkStart w:id="15" w:name="gse271107"/>
     <w:p>
       <w:pPr>
         <w:pStyle w:val="Heading3"/>
@@ -3118,7 +3476,7 @@
         <w:rPr>
           <w:rFonts w:ascii="Arial" w:hAnsi="Arial"/>
         </w:rPr>
-        <w:t xml:space="preserve">GSE2658 And GSE24080</w:t>
+        <w:t xml:space="preserve">GSE271107</w:t>
       </w:r>
     </w:p>
     <w:p>
@@ -3130,7 +3488,7 @@
         <w:rPr>
           <w:rFonts w:ascii="Arial" w:hAnsi="Arial"/>
         </w:rPr>
-        <w:t xml:space="preserve">External GEO bulk cohorts were used to test whether the spatially discovered axis related to available clinical or cytogenetic annotations outside the spatial datasets.</w:t>
+        <w:t xml:space="preserve">Single-cell RNA-seq data were filtered using minimum 200 detected genes, minimum 500 total counts, and maximum 25% mitochondrial reads. The analysis retained 127,528 post-QC cells from 19 samples. Cells were summarized by marker-inferred cell categories. The primary endpoint was whether candidate genes and module scores localized to plasma-cell compartments. Detection fraction was calculated as the fraction of observations with expression above zero. TXNDC5 detection was summarized across 8,007 marker-inferred plasma cells from 19 sample-level plasma-cell strata: HD 1,463 cells, MGUS 1,016 cells, SMM 649 cells, and MM 4,879 cells. The cell-weighted detection fraction was 96.44%; the unweighted mean across plasma-cell sample strata was 94.86%.</w:t>
       </w:r>
     </w:p>
     <w:p>
@@ -3142,7 +3500,7 @@
         <w:rPr>
           <w:rFonts w:ascii="Arial" w:hAnsi="Arial"/>
         </w:rPr>
-        <w:t xml:space="preserve">Endpoints:</w:t>
+        <w:t xml:space="preserve">Interpretation boundary:</w:t>
       </w:r>
     </w:p>
     <w:p>
@@ -3158,7 +3516,7 @@
         <w:rPr>
           <w:rFonts w:ascii="Arial" w:hAnsi="Arial"/>
         </w:rPr>
-        <w:t xml:space="preserve">GSE2658: FISH 1q21 amplification.</w:t>
+        <w:t xml:space="preserve">This supports localization.</w:t>
       </w:r>
     </w:p>
     <w:p>
@@ -3174,7 +3532,37 @@
         <w:rPr>
           <w:rFonts w:ascii="Arial" w:hAnsi="Arial"/>
         </w:rPr>
-        <w:t xml:space="preserve">GSE24080: 24-month overall survival death.</w:t>
+        <w:t xml:space="preserve">It does not establish TXNDC5 as a standalone prognostic biomarker.</w:t>
+      </w:r>
+    </w:p>
+    <w:p>
+      <w:pPr>
+        <w:pStyle w:val="Compact"/>
+        <w:numPr>
+          <w:ilvl w:val="0"/>
+          <w:numId w:val="1006"/>
+        </w:numPr>
+        <w:spacing w:line="276" w:lineRule="auto" w:after="120"/>
+      </w:pPr>
+      <w:r>
+        <w:rPr>
+          <w:rFonts w:ascii="Arial" w:hAnsi="Arial"/>
+        </w:rPr>
+        <w:t xml:space="preserve">It does not establish malignant-plasma-cell-specific localization because malignant and normal plasma cells were not separated.</w:t>
+      </w:r>
+    </w:p>
+    <w:bookmarkEnd w:id="15"/>
+    <w:bookmarkStart w:id="16" w:name="gse2658-and-gse24080"/>
+    <w:p>
+      <w:pPr>
+        <w:pStyle w:val="Heading3"/>
+        <w:spacing w:line="276" w:lineRule="auto" w:after="120"/>
+      </w:pPr>
+      <w:r>
+        <w:rPr>
+          <w:rFonts w:ascii="Arial" w:hAnsi="Arial"/>
+        </w:rPr>
+        <w:t xml:space="preserve">GSE2658 And GSE24080</w:t>
       </w:r>
     </w:p>
     <w:p>
@@ -3186,7 +3574,19 @@
         <w:rPr>
           <w:rFonts w:ascii="Arial" w:hAnsi="Arial"/>
         </w:rPr>
-        <w:t xml:space="preserve">Interpretation boundary:</w:t>
+        <w:t xml:space="preserve">External GEO bulk cohorts were used to test whether the spatially discovered axis related to available clinical or cytogenetic annotations outside the spatial datasets.</w:t>
+      </w:r>
+    </w:p>
+    <w:p>
+      <w:pPr>
+        <w:pStyle w:val="BodyText"/>
+        <w:spacing w:line="276" w:lineRule="auto" w:after="120"/>
+      </w:pPr>
+      <w:r>
+        <w:rPr>
+          <w:rFonts w:ascii="Arial" w:hAnsi="Arial"/>
+        </w:rPr>
+        <w:t xml:space="preserve">Endpoints:</w:t>
       </w:r>
     </w:p>
     <w:p>
@@ -3202,7 +3602,7 @@
         <w:rPr>
           <w:rFonts w:ascii="Arial" w:hAnsi="Arial"/>
         </w:rPr>
-        <w:t xml:space="preserve">These data support external association.</w:t>
+        <w:t xml:space="preserve">GSE2658: FISH 1q21 amplification.</w:t>
       </w:r>
     </w:p>
     <w:p>
@@ -3218,21 +3618,7 @@
         <w:rPr>
           <w:rFonts w:ascii="Arial" w:hAnsi="Arial"/>
         </w:rPr>
-        <w:t xml:space="preserve">They do not establish uniform directional replication across all platforms.</w:t>
-      </w:r>
-    </w:p>
-    <w:bookmarkEnd w:id="16"/>
-    <w:bookmarkStart w:id="17" w:name="commpassgdc"/>
-    <w:p>
-      <w:pPr>
-        <w:pStyle w:val="Heading3"/>
-        <w:spacing w:line="276" w:lineRule="auto" w:after="120"/>
-      </w:pPr>
-      <w:r>
-        <w:rPr>
-          <w:rFonts w:ascii="Arial" w:hAnsi="Arial"/>
-        </w:rPr>
-        <w:t xml:space="preserve">CoMMpass/GDC</w:t>
+        <w:t xml:space="preserve">GSE24080: 24-month overall survival death.</w:t>
       </w:r>
     </w:p>
     <w:p>
@@ -3244,19 +3630,7 @@
         <w:rPr>
           <w:rFonts w:ascii="Arial" w:hAnsi="Arial"/>
         </w:rPr>
-        <w:t xml:space="preserve">MMRF-COMMPASS/GDC RNA-seq files were filtered to baseline visit-1 bone marrow CD138+ samples. The final validation table contained 762 baseline samples. Gene-level TPM values were log-transformed and z-scored before module scoring.</w:t>
-      </w:r>
-    </w:p>
-    <w:p>
-      <w:pPr>
-        <w:pStyle w:val="BodyText"/>
-        <w:spacing w:line="276" w:lineRule="auto" w:after="120"/>
-      </w:pPr>
-      <w:r>
-        <w:rPr>
-          <w:rFonts w:ascii="Arial" w:hAnsi="Arial"/>
-        </w:rPr>
-        <w:t xml:space="preserve">Endpoints:</w:t>
+        <w:t xml:space="preserve">Interpretation boundary:</w:t>
       </w:r>
     </w:p>
     <w:p>
@@ -3272,7 +3646,7 @@
         <w:rPr>
           <w:rFonts w:ascii="Arial" w:hAnsi="Arial"/>
         </w:rPr>
-        <w:t xml:space="preserve">Overall survival event.</w:t>
+        <w:t xml:space="preserve">These data support external association.</w:t>
       </w:r>
     </w:p>
     <w:p>
@@ -3288,23 +3662,21 @@
         <w:rPr>
           <w:rFonts w:ascii="Arial" w:hAnsi="Arial"/>
         </w:rPr>
-        <w:t xml:space="preserve">ISS ordinal stage.</w:t>
-      </w:r>
-    </w:p>
-    <w:p>
-      <w:pPr>
-        <w:pStyle w:val="Compact"/>
-        <w:numPr>
-          <w:ilvl w:val="0"/>
-          <w:numId w:val="1008"/>
-        </w:numPr>
-        <w:spacing w:line="276" w:lineRule="auto" w:after="120"/>
-      </w:pPr>
-      <w:r>
-        <w:rPr>
-          <w:rFonts w:ascii="Arial" w:hAnsi="Arial"/>
-        </w:rPr>
-        <w:t xml:space="preserve">Median-split overall survival.</w:t>
+        <w:t xml:space="preserve">They do not establish uniform directional replication across all platforms.</w:t>
+      </w:r>
+    </w:p>
+    <w:bookmarkEnd w:id="16"/>
+    <w:bookmarkStart w:id="17" w:name="commpassgdc"/>
+    <w:p>
+      <w:pPr>
+        <w:pStyle w:val="Heading3"/>
+        <w:spacing w:line="276" w:lineRule="auto" w:after="120"/>
+      </w:pPr>
+      <w:r>
+        <w:rPr>
+          <w:rFonts w:ascii="Arial" w:hAnsi="Arial"/>
+        </w:rPr>
+        <w:t xml:space="preserve">CoMMpass/GDC</w:t>
       </w:r>
     </w:p>
     <w:p>
@@ -3316,7 +3688,19 @@
         <w:rPr>
           <w:rFonts w:ascii="Arial" w:hAnsi="Arial"/>
         </w:rPr>
-        <w:t xml:space="preserve">Interpretation boundary:</w:t>
+        <w:t xml:space="preserve">MMRF-COMMPASS/GDC RNA-seq files were filtered to baseline visit-1 bone marrow CD138+ samples. The final association table contained 762 baseline samples. Gene-level TPM values were log-transformed and z-scored before module scoring.</w:t>
+      </w:r>
+    </w:p>
+    <w:p>
+      <w:pPr>
+        <w:pStyle w:val="BodyText"/>
+        <w:spacing w:line="276" w:lineRule="auto" w:after="120"/>
+      </w:pPr>
+      <w:r>
+        <w:rPr>
+          <w:rFonts w:ascii="Arial" w:hAnsi="Arial"/>
+        </w:rPr>
+        <w:t xml:space="preserve">Endpoints:</w:t>
       </w:r>
     </w:p>
     <w:p>
@@ -3332,7 +3716,7 @@
         <w:rPr>
           <w:rFonts w:ascii="Arial" w:hAnsi="Arial"/>
         </w:rPr>
-        <w:t xml:space="preserve">These analyses support retrospective clinical association.</w:t>
+        <w:t xml:space="preserve">Overall survival event.</w:t>
       </w:r>
     </w:p>
     <w:p>
@@ -3348,21 +3732,23 @@
         <w:rPr>
           <w:rFonts w:ascii="Arial" w:hAnsi="Arial"/>
         </w:rPr>
-        <w:t xml:space="preserve">They do not complete R-ISS, PFS, or treatment-response validation.</w:t>
-      </w:r>
-    </w:p>
-    <w:bookmarkEnd w:id="17"/>
-    <w:bookmarkStart w:id="18" w:name="ng2024-public-commpass-annotation"/>
-    <w:p>
-      <w:pPr>
-        <w:pStyle w:val="Heading3"/>
-        <w:spacing w:line="276" w:lineRule="auto" w:after="120"/>
-      </w:pPr>
-      <w:r>
-        <w:rPr>
-          <w:rFonts w:ascii="Arial" w:hAnsi="Arial"/>
-        </w:rPr>
-        <w:t xml:space="preserve">NG2024 Public CoMMpass Annotation</w:t>
+        <w:t xml:space="preserve">ISS ordinal stage.</w:t>
+      </w:r>
+    </w:p>
+    <w:p>
+      <w:pPr>
+        <w:pStyle w:val="Compact"/>
+        <w:numPr>
+          <w:ilvl w:val="0"/>
+          <w:numId w:val="1009"/>
+        </w:numPr>
+        <w:spacing w:line="276" w:lineRule="auto" w:after="120"/>
+      </w:pPr>
+      <w:r>
+        <w:rPr>
+          <w:rFonts w:ascii="Arial" w:hAnsi="Arial"/>
+        </w:rPr>
+        <w:t xml:space="preserve">Median-split overall survival.</w:t>
       </w:r>
     </w:p>
     <w:p>
@@ -3374,19 +3760,7 @@
         <w:rPr>
           <w:rFonts w:ascii="Arial" w:hAnsi="Arial"/>
         </w:rPr>
-        <w:t xml:space="preserve">Public Skerget et al. NG2024 supplementary tables were joined to local CoMMpass/GDC scores by patient identifier. Supplementary Table 1 matched all 762 local baseline samples. RNA-subtype probability analyses used complete cases; the PR subtype analysis contained 707 complete samples.</w:t>
-      </w:r>
-    </w:p>
-    <w:p>
-      <w:pPr>
-        <w:pStyle w:val="BodyText"/>
-        <w:spacing w:line="276" w:lineRule="auto" w:after="120"/>
-      </w:pPr>
-      <w:r>
-        <w:rPr>
-          <w:rFonts w:ascii="Arial" w:hAnsi="Arial"/>
-        </w:rPr>
-        <w:t xml:space="preserve">Molecular annotations tested:</w:t>
+        <w:t xml:space="preserve">Interpretation boundary:</w:t>
       </w:r>
     </w:p>
     <w:p>
@@ -3402,7 +3776,7 @@
         <w:rPr>
           <w:rFonts w:ascii="Arial" w:hAnsi="Arial"/>
         </w:rPr>
-        <w:t xml:space="preserve">PR RNA-subtype probability.</w:t>
+        <w:t xml:space="preserve">These analyses support retrospective clinical association.</w:t>
       </w:r>
     </w:p>
     <w:p>
@@ -3418,7 +3792,45 @@
         <w:rPr>
           <w:rFonts w:ascii="Arial" w:hAnsi="Arial"/>
         </w:rPr>
-        <w:t xml:space="preserve">1q21 gain or amplification.</w:t>
+        <w:t xml:space="preserve">They do not complete R-ISS, PFS, or treatment-response validation.</w:t>
+      </w:r>
+    </w:p>
+    <w:bookmarkEnd w:id="17"/>
+    <w:bookmarkStart w:id="18" w:name="ng2024-public-commpass-annotation"/>
+    <w:p>
+      <w:pPr>
+        <w:pStyle w:val="Heading3"/>
+        <w:spacing w:line="276" w:lineRule="auto" w:after="120"/>
+      </w:pPr>
+      <w:r>
+        <w:rPr>
+          <w:rFonts w:ascii="Arial" w:hAnsi="Arial"/>
+        </w:rPr>
+        <w:t xml:space="preserve">NG2024 Public CoMMpass Annotation</w:t>
+      </w:r>
+    </w:p>
+    <w:p>
+      <w:pPr>
+        <w:pStyle w:val="FirstParagraph"/>
+        <w:spacing w:line="276" w:lineRule="auto" w:after="120"/>
+      </w:pPr>
+      <w:r>
+        <w:rPr>
+          <w:rFonts w:ascii="Arial" w:hAnsi="Arial"/>
+        </w:rPr>
+        <w:t xml:space="preserve">Public Skerget et al. NG2024 supplementary tables were joined to local CoMMpass/GDC scores by patient identifier. The public patient-feature table matched all 762 local baseline samples. RNA-subtype probability analyses used complete cases; the PR subtype analysis contained 707 complete samples.</w:t>
+      </w:r>
+    </w:p>
+    <w:p>
+      <w:pPr>
+        <w:pStyle w:val="BodyText"/>
+        <w:spacing w:line="276" w:lineRule="auto" w:after="120"/>
+      </w:pPr>
+      <w:r>
+        <w:rPr>
+          <w:rFonts w:ascii="Arial" w:hAnsi="Arial"/>
+        </w:rPr>
+        <w:t xml:space="preserve">Molecular annotations tested:</w:t>
       </w:r>
     </w:p>
     <w:p>
@@ -3426,7 +3838,7 @@
         <w:pStyle w:val="Compact"/>
         <w:numPr>
           <w:ilvl w:val="0"/>
-          <w:numId w:val="1010"/>
+          <w:numId w:val="1011"/>
         </w:numPr>
         <w:spacing w:line="276" w:lineRule="auto" w:after="120"/>
       </w:pPr>
@@ -3434,7 +3846,7 @@
         <w:rPr>
           <w:rFonts w:ascii="Arial" w:hAnsi="Arial"/>
         </w:rPr>
-        <w:t xml:space="preserve">17p13 deletion.</w:t>
+        <w:t xml:space="preserve">PR RNA-subtype probability.</w:t>
       </w:r>
     </w:p>
     <w:p>
@@ -3442,7 +3854,7 @@
         <w:pStyle w:val="Compact"/>
         <w:numPr>
           <w:ilvl w:val="0"/>
-          <w:numId w:val="1010"/>
+          <w:numId w:val="1011"/>
         </w:numPr>
         <w:spacing w:line="276" w:lineRule="auto" w:after="120"/>
       </w:pPr>
@@ -3450,7 +3862,7 @@
         <w:rPr>
           <w:rFonts w:ascii="Arial" w:hAnsi="Arial"/>
         </w:rPr>
-        <w:t xml:space="preserve">RNA-subtype categories.</w:t>
+        <w:t xml:space="preserve">1q21 gain or amplification.</w:t>
       </w:r>
     </w:p>
     <w:p>
@@ -3458,7 +3870,39 @@
         <w:pStyle w:val="Compact"/>
         <w:numPr>
           <w:ilvl w:val="0"/>
-          <w:numId w:val="1010"/>
+          <w:numId w:val="1011"/>
+        </w:numPr>
+        <w:spacing w:line="276" w:lineRule="auto" w:after="120"/>
+      </w:pPr>
+      <w:r>
+        <w:rPr>
+          <w:rFonts w:ascii="Arial" w:hAnsi="Arial"/>
+        </w:rPr>
+        <w:t xml:space="preserve">17p13 deletion.</w:t>
+      </w:r>
+    </w:p>
+    <w:p>
+      <w:pPr>
+        <w:pStyle w:val="Compact"/>
+        <w:numPr>
+          <w:ilvl w:val="0"/>
+          <w:numId w:val="1011"/>
+        </w:numPr>
+        <w:spacing w:line="276" w:lineRule="auto" w:after="120"/>
+      </w:pPr>
+      <w:r>
+        <w:rPr>
+          <w:rFonts w:ascii="Arial" w:hAnsi="Arial"/>
+        </w:rPr>
+        <w:t xml:space="preserve">RNA-subtype categories.</w:t>
+      </w:r>
+    </w:p>
+    <w:p>
+      <w:pPr>
+        <w:pStyle w:val="Compact"/>
+        <w:numPr>
+          <w:ilvl w:val="0"/>
+          <w:numId w:val="1011"/>
         </w:numPr>
         <w:spacing w:line="276" w:lineRule="auto" w:after="120"/>
       </w:pPr>
@@ -3928,7 +4372,7 @@
         <w:pStyle w:val="Compact"/>
         <w:numPr>
           <w:ilvl w:val="0"/>
-          <w:numId w:val="1011"/>
+          <w:numId w:val="1012"/>
         </w:numPr>
         <w:spacing w:line="276" w:lineRule="auto" w:after="120"/>
       </w:pPr>
@@ -3937,156 +4381,6 @@
           <w:rFonts w:ascii="Arial" w:hAnsi="Arial"/>
         </w:rPr>
         <w:t xml:space="preserve">Spatial discovery program comparisons.</w:t>
-      </w:r>
-    </w:p>
-    <w:p>
-      <w:pPr>
-        <w:pStyle w:val="Compact"/>
-        <w:numPr>
-          <w:ilvl w:val="0"/>
-          <w:numId w:val="1011"/>
-        </w:numPr>
-        <w:spacing w:line="276" w:lineRule="auto" w:after="120"/>
-      </w:pPr>
-      <w:r>
-        <w:rPr>
-          <w:rFonts w:ascii="Arial" w:hAnsi="Arial"/>
-        </w:rPr>
-        <w:t xml:space="preserve">GSE299193 Xenium program and panel-covered gene comparisons.</w:t>
-      </w:r>
-    </w:p>
-    <w:p>
-      <w:pPr>
-        <w:pStyle w:val="Compact"/>
-        <w:numPr>
-          <w:ilvl w:val="0"/>
-          <w:numId w:val="1011"/>
-        </w:numPr>
-        <w:spacing w:line="276" w:lineRule="auto" w:after="120"/>
-      </w:pPr>
-      <w:r>
-        <w:rPr>
-          <w:rFonts w:ascii="Arial" w:hAnsi="Arial"/>
-        </w:rPr>
-        <w:t xml:space="preserve">Single-cell localization summaries.</w:t>
-      </w:r>
-    </w:p>
-    <w:p>
-      <w:pPr>
-        <w:pStyle w:val="Compact"/>
-        <w:numPr>
-          <w:ilvl w:val="0"/>
-          <w:numId w:val="1011"/>
-        </w:numPr>
-        <w:spacing w:line="276" w:lineRule="auto" w:after="120"/>
-      </w:pPr>
-      <w:r>
-        <w:rPr>
-          <w:rFonts w:ascii="Arial" w:hAnsi="Arial"/>
-        </w:rPr>
-        <w:t xml:space="preserve">External GEO bulk associations.</w:t>
-      </w:r>
-    </w:p>
-    <w:p>
-      <w:pPr>
-        <w:pStyle w:val="Compact"/>
-        <w:numPr>
-          <w:ilvl w:val="0"/>
-          <w:numId w:val="1011"/>
-        </w:numPr>
-        <w:spacing w:line="276" w:lineRule="auto" w:after="120"/>
-      </w:pPr>
-      <w:r>
-        <w:rPr>
-          <w:rFonts w:ascii="Arial" w:hAnsi="Arial"/>
-        </w:rPr>
-        <w:t xml:space="preserve">CoMMpass/GDC clinical associations.</w:t>
-      </w:r>
-    </w:p>
-    <w:p>
-      <w:pPr>
-        <w:pStyle w:val="Compact"/>
-        <w:numPr>
-          <w:ilvl w:val="0"/>
-          <w:numId w:val="1011"/>
-        </w:numPr>
-        <w:spacing w:line="276" w:lineRule="auto" w:after="120"/>
-      </w:pPr>
-      <w:r>
-        <w:rPr>
-          <w:rFonts w:ascii="Arial" w:hAnsi="Arial"/>
-        </w:rPr>
-        <w:t xml:space="preserve">NG2024 molecular annotation associations.</w:t>
-      </w:r>
-    </w:p>
-    <w:p>
-      <w:pPr>
-        <w:pStyle w:val="Compact"/>
-        <w:numPr>
-          <w:ilvl w:val="0"/>
-          <w:numId w:val="1011"/>
-        </w:numPr>
-        <w:spacing w:line="276" w:lineRule="auto" w:after="120"/>
-      </w:pPr>
-      <w:r>
-        <w:rPr>
-          <w:rFonts w:ascii="Arial" w:hAnsi="Arial"/>
-        </w:rPr>
-        <w:t xml:space="preserve">Adjusted CoMMpass/NG2024 model families.</w:t>
-      </w:r>
-    </w:p>
-    <w:p>
-      <w:pPr>
-        <w:pStyle w:val="Compact"/>
-        <w:numPr>
-          <w:ilvl w:val="0"/>
-          <w:numId w:val="1011"/>
-        </w:numPr>
-        <w:spacing w:line="276" w:lineRule="auto" w:after="120"/>
-      </w:pPr>
-      <w:r>
-        <w:rPr>
-          <w:rFonts w:ascii="Arial" w:hAnsi="Arial"/>
-        </w:rPr>
-        <w:t xml:space="preserve">Cox PH diagnostic screen.</w:t>
-      </w:r>
-    </w:p>
-    <w:bookmarkEnd w:id="21"/>
-    <w:bookmarkStart w:id="22" w:name="cox-proportional-hazards-diagnostic"/>
-    <w:p>
-      <w:pPr>
-        <w:pStyle w:val="Heading2"/>
-        <w:spacing w:line="276" w:lineRule="auto" w:after="120"/>
-      </w:pPr>
-      <w:r>
-        <w:rPr>
-          <w:rFonts w:ascii="Arial" w:hAnsi="Arial"/>
-        </w:rPr>
-        <w:t xml:space="preserve">Cox Proportional Hazards Diagnostic</w:t>
-      </w:r>
-    </w:p>
-    <w:p>
-      <w:pPr>
-        <w:pStyle w:val="FirstParagraph"/>
-        <w:spacing w:line="276" w:lineRule="auto" w:after="120"/>
-      </w:pPr>
-      <w:r>
-        <w:rPr>
-          <w:rFonts w:ascii="Arial" w:hAnsi="Arial"/>
-        </w:rPr>
-        <w:t xml:space="preserve">The primary adjusted Cox model included age, sex, ISS stage, and 1q21 status. Schoenfeld residual correlations with log event time were used as a diagnostic screen.</w:t>
-      </w:r>
-    </w:p>
-    <w:p>
-      <w:pPr>
-        <w:pStyle w:val="BodyText"/>
-        <w:spacing w:line="276" w:lineRule="auto" w:after="120"/>
-      </w:pPr>
-      <w:r>
-        <w:rPr>
-          <w:rFonts w:ascii="Arial" w:hAnsi="Arial"/>
-        </w:rPr>
-        <w:t xml:space="preserve">Primary score terms:</w:t>
       </w:r>
     </w:p>
     <w:p>
@@ -4102,7 +4396,7 @@
         <w:rPr>
           <w:rFonts w:ascii="Arial" w:hAnsi="Arial"/>
         </w:rPr>
-        <w:t xml:space="preserve">Plasma-secretory score: rho=-0.0637, p=0.475, FDR=0.778.</w:t>
+        <w:t xml:space="preserve">Spatial organization and neighbor-enrichment analyses.</w:t>
       </w:r>
     </w:p>
     <w:p>
@@ -4118,6 +4412,172 @@
         <w:rPr>
           <w:rFonts w:ascii="Arial" w:hAnsi="Arial"/>
         </w:rPr>
+        <w:t xml:space="preserve">GSE299193 Xenium program and panel-covered gene comparisons.</w:t>
+      </w:r>
+    </w:p>
+    <w:p>
+      <w:pPr>
+        <w:pStyle w:val="Compact"/>
+        <w:numPr>
+          <w:ilvl w:val="0"/>
+          <w:numId w:val="1012"/>
+        </w:numPr>
+        <w:spacing w:line="276" w:lineRule="auto" w:after="120"/>
+      </w:pPr>
+      <w:r>
+        <w:rPr>
+          <w:rFonts w:ascii="Arial" w:hAnsi="Arial"/>
+        </w:rPr>
+        <w:t xml:space="preserve">Single-cell localization summaries.</w:t>
+      </w:r>
+    </w:p>
+    <w:p>
+      <w:pPr>
+        <w:pStyle w:val="Compact"/>
+        <w:numPr>
+          <w:ilvl w:val="0"/>
+          <w:numId w:val="1012"/>
+        </w:numPr>
+        <w:spacing w:line="276" w:lineRule="auto" w:after="120"/>
+      </w:pPr>
+      <w:r>
+        <w:rPr>
+          <w:rFonts w:ascii="Arial" w:hAnsi="Arial"/>
+        </w:rPr>
+        <w:t xml:space="preserve">External GEO bulk associations.</w:t>
+      </w:r>
+    </w:p>
+    <w:p>
+      <w:pPr>
+        <w:pStyle w:val="Compact"/>
+        <w:numPr>
+          <w:ilvl w:val="0"/>
+          <w:numId w:val="1012"/>
+        </w:numPr>
+        <w:spacing w:line="276" w:lineRule="auto" w:after="120"/>
+      </w:pPr>
+      <w:r>
+        <w:rPr>
+          <w:rFonts w:ascii="Arial" w:hAnsi="Arial"/>
+        </w:rPr>
+        <w:t xml:space="preserve">CoMMpass/GDC clinical associations.</w:t>
+      </w:r>
+    </w:p>
+    <w:p>
+      <w:pPr>
+        <w:pStyle w:val="Compact"/>
+        <w:numPr>
+          <w:ilvl w:val="0"/>
+          <w:numId w:val="1012"/>
+        </w:numPr>
+        <w:spacing w:line="276" w:lineRule="auto" w:after="120"/>
+      </w:pPr>
+      <w:r>
+        <w:rPr>
+          <w:rFonts w:ascii="Arial" w:hAnsi="Arial"/>
+        </w:rPr>
+        <w:t xml:space="preserve">NG2024 molecular annotation associations.</w:t>
+      </w:r>
+    </w:p>
+    <w:p>
+      <w:pPr>
+        <w:pStyle w:val="Compact"/>
+        <w:numPr>
+          <w:ilvl w:val="0"/>
+          <w:numId w:val="1012"/>
+        </w:numPr>
+        <w:spacing w:line="276" w:lineRule="auto" w:after="120"/>
+      </w:pPr>
+      <w:r>
+        <w:rPr>
+          <w:rFonts w:ascii="Arial" w:hAnsi="Arial"/>
+        </w:rPr>
+        <w:t xml:space="preserve">Adjusted CoMMpass/NG2024 model families.</w:t>
+      </w:r>
+    </w:p>
+    <w:p>
+      <w:pPr>
+        <w:pStyle w:val="Compact"/>
+        <w:numPr>
+          <w:ilvl w:val="0"/>
+          <w:numId w:val="1012"/>
+        </w:numPr>
+        <w:spacing w:line="276" w:lineRule="auto" w:after="120"/>
+      </w:pPr>
+      <w:r>
+        <w:rPr>
+          <w:rFonts w:ascii="Arial" w:hAnsi="Arial"/>
+        </w:rPr>
+        <w:t xml:space="preserve">Cox PH diagnostic screen.</w:t>
+      </w:r>
+    </w:p>
+    <w:bookmarkEnd w:id="21"/>
+    <w:bookmarkStart w:id="22" w:name="cox-proportional-hazards-diagnostic"/>
+    <w:p>
+      <w:pPr>
+        <w:pStyle w:val="Heading2"/>
+        <w:spacing w:line="276" w:lineRule="auto" w:after="120"/>
+      </w:pPr>
+      <w:r>
+        <w:rPr>
+          <w:rFonts w:ascii="Arial" w:hAnsi="Arial"/>
+        </w:rPr>
+        <w:t xml:space="preserve">Cox Proportional Hazards Diagnostic</w:t>
+      </w:r>
+    </w:p>
+    <w:p>
+      <w:pPr>
+        <w:pStyle w:val="FirstParagraph"/>
+        <w:spacing w:line="276" w:lineRule="auto" w:after="120"/>
+      </w:pPr>
+      <w:r>
+        <w:rPr>
+          <w:rFonts w:ascii="Arial" w:hAnsi="Arial"/>
+        </w:rPr>
+        <w:t xml:space="preserve">The primary adjusted Cox model included age, sex, ISS stage, and 1q21 status. Schoenfeld residual correlations with log event time were used as a diagnostic screen.</w:t>
+      </w:r>
+    </w:p>
+    <w:p>
+      <w:pPr>
+        <w:pStyle w:val="BodyText"/>
+        <w:spacing w:line="276" w:lineRule="auto" w:after="120"/>
+      </w:pPr>
+      <w:r>
+        <w:rPr>
+          <w:rFonts w:ascii="Arial" w:hAnsi="Arial"/>
+        </w:rPr>
+        <w:t xml:space="preserve">Primary score terms:</w:t>
+      </w:r>
+    </w:p>
+    <w:p>
+      <w:pPr>
+        <w:pStyle w:val="Compact"/>
+        <w:numPr>
+          <w:ilvl w:val="0"/>
+          <w:numId w:val="1013"/>
+        </w:numPr>
+        <w:spacing w:line="276" w:lineRule="auto" w:after="120"/>
+      </w:pPr>
+      <w:r>
+        <w:rPr>
+          <w:rFonts w:ascii="Arial" w:hAnsi="Arial"/>
+        </w:rPr>
+        <w:t xml:space="preserve">Plasma-secretory score: rho=-0.0637, p=0.475, FDR=0.778.</w:t>
+      </w:r>
+    </w:p>
+    <w:p>
+      <w:pPr>
+        <w:pStyle w:val="Compact"/>
+        <w:numPr>
+          <w:ilvl w:val="0"/>
+          <w:numId w:val="1013"/>
+        </w:numPr>
+        <w:spacing w:line="276" w:lineRule="auto" w:after="120"/>
+      </w:pPr>
+      <w:r>
+        <w:rPr>
+          <w:rFonts w:ascii="Arial" w:hAnsi="Arial"/>
+        </w:rPr>
         <w:t xml:space="preserve">POU2AF1/XBP1/JCHAIN module: rho=-0.0585, p=0.512, FDR=0.789.</w:t>
       </w:r>
     </w:p>
@@ -4134,7 +4594,105 @@
       </w:r>
     </w:p>
     <w:bookmarkEnd w:id="22"/>
-    <w:bookmarkStart w:id="23" w:name="figure-traceability"/>
+    <w:bookmarkStart w:id="23" w:name="X0621a4d37daeb8c78cf49ef59948d1ef793e05f"/>
+    <w:p>
+      <w:pPr>
+        <w:pStyle w:val="Heading2"/>
+        <w:spacing w:line="276" w:lineRule="auto" w:after="120"/>
+      </w:pPr>
+      <w:r>
+        <w:rPr>
+          <w:rFonts w:ascii="Arial" w:hAnsi="Arial"/>
+        </w:rPr>
+        <w:t xml:space="preserve">Sensitivity Models And Platform-Coverage Tables</w:t>
+      </w:r>
+    </w:p>
+    <w:p>
+      <w:pPr>
+        <w:pStyle w:val="FirstParagraph"/>
+        <w:spacing w:line="276" w:lineRule="auto" w:after="120"/>
+      </w:pPr>
+      <w:r>
+        <w:rPr>
+          <w:rFonts w:ascii="Arial" w:hAnsi="Arial"/>
+        </w:rPr>
+        <w:t xml:space="preserve">CoMMpass sensitivity models tested whether the plasma-secretory OS association persisted beyond known molecular-risk context. The basic model adjusted for age, sex, ISS, and 1q21. Additional models added PR subtype probability, proliferation score, del17p and high-risk cytogenetics, low-purity probability, and CMMC tumor-burden proxy where available.</w:t>
+      </w:r>
+    </w:p>
+    <w:p>
+      <w:pPr>
+        <w:pStyle w:val="BodyText"/>
+        <w:spacing w:line="276" w:lineRule="auto" w:after="120"/>
+      </w:pPr>
+      <w:r>
+        <w:rPr>
+          <w:rFonts w:ascii="Arial" w:hAnsi="Arial"/>
+        </w:rPr>
+        <w:t xml:space="preserve">Main interpretation:</w:t>
+      </w:r>
+    </w:p>
+    <w:p>
+      <w:pPr>
+        <w:pStyle w:val="Compact"/>
+        <w:numPr>
+          <w:ilvl w:val="0"/>
+          <w:numId w:val="1014"/>
+        </w:numPr>
+        <w:spacing w:line="276" w:lineRule="auto" w:after="120"/>
+      </w:pPr>
+      <w:r>
+        <w:rPr>
+          <w:rFonts w:ascii="Arial" w:hAnsi="Arial"/>
+        </w:rPr>
+        <w:t xml:space="preserve">The basic model showed an OS association for the plasma-secretory score.</w:t>
+      </w:r>
+    </w:p>
+    <w:p>
+      <w:pPr>
+        <w:pStyle w:val="Compact"/>
+        <w:numPr>
+          <w:ilvl w:val="0"/>
+          <w:numId w:val="1014"/>
+        </w:numPr>
+        <w:spacing w:line="276" w:lineRule="auto" w:after="120"/>
+      </w:pPr>
+      <w:r>
+        <w:rPr>
+          <w:rFonts w:ascii="Arial" w:hAnsi="Arial"/>
+        </w:rPr>
+        <w:t xml:space="preserve">The association was attenuated after adding PR subtype probability and proliferation score.</w:t>
+      </w:r>
+    </w:p>
+    <w:p>
+      <w:pPr>
+        <w:pStyle w:val="Compact"/>
+        <w:numPr>
+          <w:ilvl w:val="0"/>
+          <w:numId w:val="1014"/>
+        </w:numPr>
+        <w:spacing w:line="276" w:lineRule="auto" w:after="120"/>
+      </w:pPr>
+      <w:r>
+        <w:rPr>
+          <w:rFonts w:ascii="Arial" w:hAnsi="Arial"/>
+        </w:rPr>
+        <w:t xml:space="preserve">Low-purity probability and CMMC are public annotation proxies and do not replace direct tumor-purity measurement.</w:t>
+      </w:r>
+    </w:p>
+    <w:p>
+      <w:pPr>
+        <w:pStyle w:val="FirstParagraph"/>
+        <w:spacing w:line="276" w:lineRule="auto" w:after="120"/>
+      </w:pPr>
+      <w:r>
+        <w:rPr>
+          <w:rFonts w:ascii="Arial" w:hAnsi="Arial"/>
+        </w:rPr>
+        <w:t xml:space="preserve">Formal supplementary tables are provided for submission: Supplementary Table S1, cohort-by-module gene coverage; Supplementary Table S2, all tested associations; and Supplementary Table S3, Cox sensitivity models.</w:t>
+      </w:r>
+    </w:p>
+    <w:bookmarkEnd w:id="23"/>
+    <w:bookmarkStart w:id="24" w:name="figure-traceability"/>
     <w:p>
       <w:pPr>
         <w:pStyle w:val="Heading2"/>
@@ -4456,7 +5014,7 @@
                 <w:rFonts w:ascii="Arial" w:hAnsi="Arial"/>
                 <w:sz w:val="16"/>
               </w:rPr>
-              <w:t xml:space="preserve">scripts/11_gse271107_scrna_validation.py</w:t>
+              <w:t xml:space="preserve">scripts/28_spatial_autocorrelation_niche_analysis.py</w:t>
             </w:r>
             <w:r>
               <w:rPr>
@@ -4478,7 +5036,7 @@
                 <w:rFonts w:ascii="Arial" w:hAnsi="Arial"/>
                 <w:sz w:val="16"/>
               </w:rPr>
-              <w:t xml:space="preserve">scripts/15_build_manuscript_figures.py</w:t>
+              <w:t xml:space="preserve">scripts/31_build_review_hardening_figure.py</w:t>
             </w:r>
           </w:p>
         </w:tc>
@@ -4503,7 +5061,7 @@
                 <w:rFonts w:ascii="Arial" w:hAnsi="Arial"/>
                 <w:sz w:val="16"/>
               </w:rPr>
-              <w:t xml:space="preserve">analysis/manuscript_figures/fig3_scrna_plasma_secretory_localization.*</w:t>
+              <w:t xml:space="preserve">analysis/manuscript_figures/fig3_spatial_organization.*</w:t>
             </w:r>
           </w:p>
         </w:tc>
@@ -4554,7 +5112,7 @@
                 <w:rFonts w:ascii="Arial" w:hAnsi="Arial"/>
                 <w:sz w:val="16"/>
               </w:rPr>
-              <w:t xml:space="preserve">scripts/12_bulk_clinical_validation.py</w:t>
+              <w:t xml:space="preserve">scripts/18_gse299193_xenium_validation.py</w:t>
             </w:r>
             <w:r>
               <w:rPr>
@@ -4576,54 +5134,32 @@
                 <w:rFonts w:ascii="Arial" w:hAnsi="Arial"/>
                 <w:sz w:val="16"/>
               </w:rPr>
-              <w:t xml:space="preserve">scripts/13_plasma_secretory_subtype_refinement.py</w:t>
-            </w:r>
-            <w:r>
-              <w:rPr>
-                <w:rFonts w:ascii="Arial" w:hAnsi="Arial"/>
-                <w:sz w:val="16"/>
-              </w:rPr>
-              <w:t xml:space="preserve">;</w:t>
-            </w:r>
-            <w:r>
-              <w:rPr>
-                <w:rFonts w:ascii="Arial" w:hAnsi="Arial"/>
-                <w:sz w:val="16"/>
-              </w:rPr>
-              <w:t xml:space="preserve"> </w:t>
-            </w:r>
+              <w:t xml:space="preserve">scripts/15_build_manuscript_figures.py</w:t>
+            </w:r>
+          </w:p>
+        </w:tc>
+        <w:tc>
+          <w:tcPr>
+            <w:vAlign w:val="center"/>
+            <w:tcMar>
+              <w:top w:w="80" w:type="dxa"/>
+              <w:start w:w="80" w:type="dxa"/>
+              <w:bottom w:w="80" w:type="dxa"/>
+              <w:end w:w="80" w:type="dxa"/>
+            </w:tcMar>
+          </w:tcPr>
+          <w:p>
+            <w:pPr>
+              <w:pStyle w:val="Compact"/>
+              <w:spacing w:line="252" w:lineRule="auto" w:after="0"/>
+            </w:pPr>
             <w:r>
               <w:rPr>
                 <w:rStyle w:val="VerbatimChar"/>
                 <w:rFonts w:ascii="Arial" w:hAnsi="Arial"/>
                 <w:sz w:val="16"/>
               </w:rPr>
-              <w:t xml:space="preserve">scripts/15_build_manuscript_figures.py</w:t>
-            </w:r>
-          </w:p>
-        </w:tc>
-        <w:tc>
-          <w:tcPr>
-            <w:vAlign w:val="center"/>
-            <w:tcMar>
-              <w:top w:w="80" w:type="dxa"/>
-              <w:start w:w="80" w:type="dxa"/>
-              <w:bottom w:w="80" w:type="dxa"/>
-              <w:end w:w="80" w:type="dxa"/>
-            </w:tcMar>
-          </w:tcPr>
-          <w:p>
-            <w:pPr>
-              <w:pStyle w:val="Compact"/>
-              <w:spacing w:line="252" w:lineRule="auto" w:after="0"/>
-            </w:pPr>
-            <w:r>
-              <w:rPr>
-                <w:rStyle w:val="VerbatimChar"/>
-                <w:rFonts w:ascii="Arial" w:hAnsi="Arial"/>
-                <w:sz w:val="16"/>
-              </w:rPr>
-              <w:t xml:space="preserve">analysis/manuscript_figures/fig4_geo_bulk_clinical_support.*</w:t>
+              <w:t xml:space="preserve">analysis/manuscript_figures/fig4_gse299193_xenium_spatial_reproducibility.*</w:t>
             </w:r>
           </w:p>
         </w:tc>
@@ -4674,7 +5210,7 @@
                 <w:rFonts w:ascii="Arial" w:hAnsi="Arial"/>
                 <w:sz w:val="16"/>
               </w:rPr>
-              <w:t xml:space="preserve">scripts/14_commppass_gdc_validation.py</w:t>
+              <w:t xml:space="preserve">scripts/11_gse271107_scrna_validation.py</w:t>
             </w:r>
             <w:r>
               <w:rPr>
@@ -4696,76 +5232,32 @@
                 <w:rFonts w:ascii="Arial" w:hAnsi="Arial"/>
                 <w:sz w:val="16"/>
               </w:rPr>
-              <w:t xml:space="preserve">scripts/20_skerget_ng2024_molecular_annotation_validation.py</w:t>
-            </w:r>
-            <w:r>
-              <w:rPr>
-                <w:rFonts w:ascii="Arial" w:hAnsi="Arial"/>
-                <w:sz w:val="16"/>
-              </w:rPr>
-              <w:t xml:space="preserve">;</w:t>
-            </w:r>
-            <w:r>
-              <w:rPr>
-                <w:rFonts w:ascii="Arial" w:hAnsi="Arial"/>
-                <w:sz w:val="16"/>
-              </w:rPr>
-              <w:t xml:space="preserve"> </w:t>
-            </w:r>
+              <w:t xml:space="preserve">scripts/15_build_manuscript_figures.py</w:t>
+            </w:r>
+          </w:p>
+        </w:tc>
+        <w:tc>
+          <w:tcPr>
+            <w:vAlign w:val="center"/>
+            <w:tcMar>
+              <w:top w:w="80" w:type="dxa"/>
+              <w:start w:w="80" w:type="dxa"/>
+              <w:bottom w:w="80" w:type="dxa"/>
+              <w:end w:w="80" w:type="dxa"/>
+            </w:tcMar>
+          </w:tcPr>
+          <w:p>
+            <w:pPr>
+              <w:pStyle w:val="Compact"/>
+              <w:spacing w:line="252" w:lineRule="auto" w:after="0"/>
+            </w:pPr>
             <w:r>
               <w:rPr>
                 <w:rStyle w:val="VerbatimChar"/>
                 <w:rFonts w:ascii="Arial" w:hAnsi="Arial"/>
                 <w:sz w:val="16"/>
               </w:rPr>
-              <w:t xml:space="preserve">scripts/21_commppass_ng2024_adjusted_models.py</w:t>
-            </w:r>
-            <w:r>
-              <w:rPr>
-                <w:rFonts w:ascii="Arial" w:hAnsi="Arial"/>
-                <w:sz w:val="16"/>
-              </w:rPr>
-              <w:t xml:space="preserve">;</w:t>
-            </w:r>
-            <w:r>
-              <w:rPr>
-                <w:rFonts w:ascii="Arial" w:hAnsi="Arial"/>
-                <w:sz w:val="16"/>
-              </w:rPr>
-              <w:t xml:space="preserve"> </w:t>
-            </w:r>
-            <w:r>
-              <w:rPr>
-                <w:rStyle w:val="VerbatimChar"/>
-                <w:rFonts w:ascii="Arial" w:hAnsi="Arial"/>
-                <w:sz w:val="16"/>
-              </w:rPr>
-              <w:t xml:space="preserve">scripts/15_build_manuscript_figures.py</w:t>
-            </w:r>
-          </w:p>
-        </w:tc>
-        <w:tc>
-          <w:tcPr>
-            <w:vAlign w:val="center"/>
-            <w:tcMar>
-              <w:top w:w="80" w:type="dxa"/>
-              <w:start w:w="80" w:type="dxa"/>
-              <w:bottom w:w="80" w:type="dxa"/>
-              <w:end w:w="80" w:type="dxa"/>
-            </w:tcMar>
-          </w:tcPr>
-          <w:p>
-            <w:pPr>
-              <w:pStyle w:val="Compact"/>
-              <w:spacing w:line="252" w:lineRule="auto" w:after="0"/>
-            </w:pPr>
-            <w:r>
-              <w:rPr>
-                <w:rStyle w:val="VerbatimChar"/>
-                <w:rFonts w:ascii="Arial" w:hAnsi="Arial"/>
-                <w:sz w:val="16"/>
-              </w:rPr>
-              <w:t xml:space="preserve">analysis/manuscript_figures/fig5_commppass_os_iss_validation.*</w:t>
+              <w:t xml:space="preserve">analysis/manuscript_figures/fig5_scrna_plasma_secretory_localization.*</w:t>
             </w:r>
           </w:p>
         </w:tc>
@@ -4816,7 +5308,7 @@
                 <w:rFonts w:ascii="Arial" w:hAnsi="Arial"/>
                 <w:sz w:val="16"/>
               </w:rPr>
-              <w:t xml:space="preserve">scripts/18_gse299193_xenium_validation.py</w:t>
+              <w:t xml:space="preserve">scripts/12_bulk_clinical_validation.py</w:t>
             </w:r>
             <w:r>
               <w:rPr>
@@ -4838,6 +5330,28 @@
                 <w:rFonts w:ascii="Arial" w:hAnsi="Arial"/>
                 <w:sz w:val="16"/>
               </w:rPr>
+              <w:t xml:space="preserve">scripts/13_plasma_secretory_subtype_refinement.py</w:t>
+            </w:r>
+            <w:r>
+              <w:rPr>
+                <w:rFonts w:ascii="Arial" w:hAnsi="Arial"/>
+                <w:sz w:val="16"/>
+              </w:rPr>
+              <w:t xml:space="preserve">;</w:t>
+            </w:r>
+            <w:r>
+              <w:rPr>
+                <w:rFonts w:ascii="Arial" w:hAnsi="Arial"/>
+                <w:sz w:val="16"/>
+              </w:rPr>
+              <w:t xml:space="preserve"> </w:t>
+            </w:r>
+            <w:r>
+              <w:rPr>
+                <w:rStyle w:val="VerbatimChar"/>
+                <w:rFonts w:ascii="Arial" w:hAnsi="Arial"/>
+                <w:sz w:val="16"/>
+              </w:rPr>
               <w:t xml:space="preserve">scripts/15_build_manuscript_figures.py</w:t>
             </w:r>
           </w:p>
@@ -4863,7 +5377,247 @@
                 <w:rFonts w:ascii="Arial" w:hAnsi="Arial"/>
                 <w:sz w:val="16"/>
               </w:rPr>
-              <w:t xml:space="preserve">analysis/manuscript_figures/fig6_gse299193_xenium_spatial_validation.*</w:t>
+              <w:t xml:space="preserve">analysis/manuscript_figures/fig6_external_bulk_clinical_support.*</w:t>
+            </w:r>
+          </w:p>
+        </w:tc>
+      </w:tr>
+      <w:tr>
+        <w:tc>
+          <w:tcPr>
+            <w:vAlign w:val="center"/>
+            <w:tcMar>
+              <w:top w:w="80" w:type="dxa"/>
+              <w:start w:w="80" w:type="dxa"/>
+              <w:bottom w:w="80" w:type="dxa"/>
+              <w:end w:w="80" w:type="dxa"/>
+            </w:tcMar>
+          </w:tcPr>
+          <w:p>
+            <w:pPr>
+              <w:pStyle w:val="Compact"/>
+              <w:spacing w:line="252" w:lineRule="auto" w:after="0"/>
+            </w:pPr>
+            <w:r>
+              <w:rPr>
+                <w:rFonts w:ascii="Arial" w:hAnsi="Arial"/>
+                <w:sz w:val="16"/>
+              </w:rPr>
+              <w:t xml:space="preserve">Fig. 7</w:t>
+            </w:r>
+          </w:p>
+        </w:tc>
+        <w:tc>
+          <w:tcPr>
+            <w:vAlign w:val="center"/>
+            <w:tcMar>
+              <w:top w:w="80" w:type="dxa"/>
+              <w:start w:w="80" w:type="dxa"/>
+              <w:bottom w:w="80" w:type="dxa"/>
+              <w:end w:w="80" w:type="dxa"/>
+            </w:tcMar>
+          </w:tcPr>
+          <w:p>
+            <w:pPr>
+              <w:pStyle w:val="Compact"/>
+              <w:spacing w:line="252" w:lineRule="auto" w:after="0"/>
+            </w:pPr>
+            <w:r>
+              <w:rPr>
+                <w:rStyle w:val="VerbatimChar"/>
+                <w:rFonts w:ascii="Arial" w:hAnsi="Arial"/>
+                <w:sz w:val="16"/>
+              </w:rPr>
+              <w:t xml:space="preserve">scripts/14_commppass_gdc_validation.py</w:t>
+            </w:r>
+            <w:r>
+              <w:rPr>
+                <w:rFonts w:ascii="Arial" w:hAnsi="Arial"/>
+                <w:sz w:val="16"/>
+              </w:rPr>
+              <w:t xml:space="preserve">;</w:t>
+            </w:r>
+            <w:r>
+              <w:rPr>
+                <w:rFonts w:ascii="Arial" w:hAnsi="Arial"/>
+                <w:sz w:val="16"/>
+              </w:rPr>
+              <w:t xml:space="preserve"> </w:t>
+            </w:r>
+            <w:r>
+              <w:rPr>
+                <w:rStyle w:val="VerbatimChar"/>
+                <w:rFonts w:ascii="Arial" w:hAnsi="Arial"/>
+                <w:sz w:val="16"/>
+              </w:rPr>
+              <w:t xml:space="preserve">scripts/20_skerget_ng2024_molecular_annotation_validation.py</w:t>
+            </w:r>
+            <w:r>
+              <w:rPr>
+                <w:rFonts w:ascii="Arial" w:hAnsi="Arial"/>
+                <w:sz w:val="16"/>
+              </w:rPr>
+              <w:t xml:space="preserve">;</w:t>
+            </w:r>
+            <w:r>
+              <w:rPr>
+                <w:rFonts w:ascii="Arial" w:hAnsi="Arial"/>
+                <w:sz w:val="16"/>
+              </w:rPr>
+              <w:t xml:space="preserve"> </w:t>
+            </w:r>
+            <w:r>
+              <w:rPr>
+                <w:rStyle w:val="VerbatimChar"/>
+                <w:rFonts w:ascii="Arial" w:hAnsi="Arial"/>
+                <w:sz w:val="16"/>
+              </w:rPr>
+              <w:t xml:space="preserve">scripts/21_commppass_ng2024_adjusted_models.py</w:t>
+            </w:r>
+            <w:r>
+              <w:rPr>
+                <w:rFonts w:ascii="Arial" w:hAnsi="Arial"/>
+                <w:sz w:val="16"/>
+              </w:rPr>
+              <w:t xml:space="preserve">;</w:t>
+            </w:r>
+            <w:r>
+              <w:rPr>
+                <w:rFonts w:ascii="Arial" w:hAnsi="Arial"/>
+                <w:sz w:val="16"/>
+              </w:rPr>
+              <w:t xml:space="preserve"> </w:t>
+            </w:r>
+            <w:r>
+              <w:rPr>
+                <w:rStyle w:val="VerbatimChar"/>
+                <w:rFonts w:ascii="Arial" w:hAnsi="Arial"/>
+                <w:sz w:val="16"/>
+              </w:rPr>
+              <w:t xml:space="preserve">scripts/15_build_manuscript_figures.py</w:t>
+            </w:r>
+          </w:p>
+        </w:tc>
+        <w:tc>
+          <w:tcPr>
+            <w:vAlign w:val="center"/>
+            <w:tcMar>
+              <w:top w:w="80" w:type="dxa"/>
+              <w:start w:w="80" w:type="dxa"/>
+              <w:bottom w:w="80" w:type="dxa"/>
+              <w:end w:w="80" w:type="dxa"/>
+            </w:tcMar>
+          </w:tcPr>
+          <w:p>
+            <w:pPr>
+              <w:pStyle w:val="Compact"/>
+              <w:spacing w:line="252" w:lineRule="auto" w:after="0"/>
+            </w:pPr>
+            <w:r>
+              <w:rPr>
+                <w:rStyle w:val="VerbatimChar"/>
+                <w:rFonts w:ascii="Arial" w:hAnsi="Arial"/>
+                <w:sz w:val="16"/>
+              </w:rPr>
+              <w:t xml:space="preserve">analysis/manuscript_figures/fig7_commppass_ng2024_association.*</w:t>
+            </w:r>
+          </w:p>
+        </w:tc>
+      </w:tr>
+      <w:tr>
+        <w:tc>
+          <w:tcPr>
+            <w:vAlign w:val="center"/>
+            <w:tcMar>
+              <w:top w:w="80" w:type="dxa"/>
+              <w:start w:w="80" w:type="dxa"/>
+              <w:bottom w:w="80" w:type="dxa"/>
+              <w:end w:w="80" w:type="dxa"/>
+            </w:tcMar>
+          </w:tcPr>
+          <w:p>
+            <w:pPr>
+              <w:pStyle w:val="Compact"/>
+              <w:spacing w:line="252" w:lineRule="auto" w:after="0"/>
+            </w:pPr>
+            <w:r>
+              <w:rPr>
+                <w:rFonts w:ascii="Arial" w:hAnsi="Arial"/>
+                <w:sz w:val="16"/>
+              </w:rPr>
+              <w:t xml:space="preserve">Fig. 8</w:t>
+            </w:r>
+          </w:p>
+        </w:tc>
+        <w:tc>
+          <w:tcPr>
+            <w:vAlign w:val="center"/>
+            <w:tcMar>
+              <w:top w:w="80" w:type="dxa"/>
+              <w:start w:w="80" w:type="dxa"/>
+              <w:bottom w:w="80" w:type="dxa"/>
+              <w:end w:w="80" w:type="dxa"/>
+            </w:tcMar>
+          </w:tcPr>
+          <w:p>
+            <w:pPr>
+              <w:pStyle w:val="Compact"/>
+              <w:spacing w:line="252" w:lineRule="auto" w:after="0"/>
+            </w:pPr>
+            <w:r>
+              <w:rPr>
+                <w:rStyle w:val="VerbatimChar"/>
+                <w:rFonts w:ascii="Arial" w:hAnsi="Arial"/>
+                <w:sz w:val="16"/>
+              </w:rPr>
+              <w:t xml:space="preserve">scripts/29_commppass_sensitivity_models.py</w:t>
+            </w:r>
+            <w:r>
+              <w:rPr>
+                <w:rFonts w:ascii="Arial" w:hAnsi="Arial"/>
+                <w:sz w:val="16"/>
+              </w:rPr>
+              <w:t xml:space="preserve">;</w:t>
+            </w:r>
+            <w:r>
+              <w:rPr>
+                <w:rFonts w:ascii="Arial" w:hAnsi="Arial"/>
+                <w:sz w:val="16"/>
+              </w:rPr>
+              <w:t xml:space="preserve"> </w:t>
+            </w:r>
+            <w:r>
+              <w:rPr>
+                <w:rStyle w:val="VerbatimChar"/>
+                <w:rFonts w:ascii="Arial" w:hAnsi="Arial"/>
+                <w:sz w:val="16"/>
+              </w:rPr>
+              <w:t xml:space="preserve">scripts/31_build_review_hardening_figure.py</w:t>
+            </w:r>
+          </w:p>
+        </w:tc>
+        <w:tc>
+          <w:tcPr>
+            <w:vAlign w:val="center"/>
+            <w:tcMar>
+              <w:top w:w="80" w:type="dxa"/>
+              <w:start w:w="80" w:type="dxa"/>
+              <w:bottom w:w="80" w:type="dxa"/>
+              <w:end w:w="80" w:type="dxa"/>
+            </w:tcMar>
+          </w:tcPr>
+          <w:p>
+            <w:pPr>
+              <w:pStyle w:val="Compact"/>
+              <w:spacing w:line="252" w:lineRule="auto" w:after="0"/>
+            </w:pPr>
+            <w:r>
+              <w:rPr>
+                <w:rStyle w:val="VerbatimChar"/>
+                <w:rFonts w:ascii="Arial" w:hAnsi="Arial"/>
+                <w:sz w:val="16"/>
+              </w:rPr>
+              <w:t xml:space="preserve">analysis/manuscript_figures/fig8_commppass_sensitivity_models.*</w:t>
             </w:r>
           </w:p>
         </w:tc>
@@ -4900,8 +5654,8 @@
         <w:t xml:space="preserve">.</w:t>
       </w:r>
     </w:p>
-    <w:bookmarkEnd w:id="23"/>
-    <w:bookmarkStart w:id="24" w:name="claim-boundaries"/>
+    <w:bookmarkEnd w:id="24"/>
+    <w:bookmarkStart w:id="25" w:name="claim-boundaries"/>
     <w:p>
       <w:pPr>
         <w:pStyle w:val="Heading2"/>
@@ -4931,7 +5685,7 @@
         <w:pStyle w:val="Compact"/>
         <w:numPr>
           <w:ilvl w:val="0"/>
-          <w:numId w:val="1013"/>
+          <w:numId w:val="1015"/>
         </w:numPr>
         <w:spacing w:line="276" w:lineRule="auto" w:after="120"/>
       </w:pPr>
@@ -4947,7 +5701,7 @@
         <w:pStyle w:val="Compact"/>
         <w:numPr>
           <w:ilvl w:val="0"/>
-          <w:numId w:val="1013"/>
+          <w:numId w:val="1015"/>
         </w:numPr>
         <w:spacing w:line="276" w:lineRule="auto" w:after="120"/>
       </w:pPr>
@@ -4955,7 +5709,7 @@
         <w:rPr>
           <w:rFonts w:ascii="Arial" w:hAnsi="Arial"/>
         </w:rPr>
-        <w:t xml:space="preserve">Independent program-level spatial validation in GSE299193.</w:t>
+        <w:t xml:space="preserve">Non-random spatial clustering and exploratory neighborhood association in GSE269875.</w:t>
       </w:r>
     </w:p>
     <w:p>
@@ -4963,7 +5717,7 @@
         <w:pStyle w:val="Compact"/>
         <w:numPr>
           <w:ilvl w:val="0"/>
-          <w:numId w:val="1013"/>
+          <w:numId w:val="1015"/>
         </w:numPr>
         <w:spacing w:line="276" w:lineRule="auto" w:after="120"/>
       </w:pPr>
@@ -4971,7 +5725,7 @@
         <w:rPr>
           <w:rFonts w:ascii="Arial" w:hAnsi="Arial"/>
         </w:rPr>
-        <w:t xml:space="preserve">Plasma-cell localization in single-cell data.</w:t>
+        <w:t xml:space="preserve">Independent program-level spatial reproducibility in GSE299193.</w:t>
       </w:r>
     </w:p>
     <w:p>
@@ -4979,7 +5733,7 @@
         <w:pStyle w:val="Compact"/>
         <w:numPr>
           <w:ilvl w:val="0"/>
-          <w:numId w:val="1013"/>
+          <w:numId w:val="1015"/>
         </w:numPr>
         <w:spacing w:line="276" w:lineRule="auto" w:after="120"/>
       </w:pPr>
@@ -4987,7 +5741,7 @@
         <w:rPr>
           <w:rFonts w:ascii="Arial" w:hAnsi="Arial"/>
         </w:rPr>
-        <w:t xml:space="preserve">External bulk support for a clinical subtype/risk axis.</w:t>
+        <w:t xml:space="preserve">Plasma-cell localization in single-cell data.</w:t>
       </w:r>
     </w:p>
     <w:p>
@@ -4995,7 +5749,7 @@
         <w:pStyle w:val="Compact"/>
         <w:numPr>
           <w:ilvl w:val="0"/>
-          <w:numId w:val="1013"/>
+          <w:numId w:val="1015"/>
         </w:numPr>
         <w:spacing w:line="276" w:lineRule="auto" w:after="120"/>
       </w:pPr>
@@ -5003,19 +5757,7 @@
         <w:rPr>
           <w:rFonts w:ascii="Arial" w:hAnsi="Arial"/>
         </w:rPr>
-        <w:t xml:space="preserve">Retrospective CoMMpass/GDC and NG2024 clinical/molecular associations.</w:t>
-      </w:r>
-    </w:p>
-    <w:p>
-      <w:pPr>
-        <w:pStyle w:val="FirstParagraph"/>
-        <w:spacing w:line="276" w:lineRule="auto" w:after="120"/>
-      </w:pPr>
-      <w:r>
-        <w:rPr>
-          <w:rFonts w:ascii="Arial" w:hAnsi="Arial"/>
-        </w:rPr>
-        <w:t xml:space="preserve">The current manuscript does not claim:</w:t>
+        <w:t xml:space="preserve">External bulk support for a clinical subtype/risk axis.</w:t>
       </w:r>
     </w:p>
     <w:p>
@@ -5023,7 +5765,7 @@
         <w:pStyle w:val="Compact"/>
         <w:numPr>
           <w:ilvl w:val="0"/>
-          <w:numId w:val="1014"/>
+          <w:numId w:val="1015"/>
         </w:numPr>
         <w:spacing w:line="276" w:lineRule="auto" w:after="120"/>
       </w:pPr>
@@ -5031,7 +5773,7 @@
         <w:rPr>
           <w:rFonts w:ascii="Arial" w:hAnsi="Arial"/>
         </w:rPr>
-        <w:t xml:space="preserve">A standalone clinical biomarker.</w:t>
+        <w:t xml:space="preserve">Retrospective CoMMpass/GDC and NG2024 clinical/molecular associations.</w:t>
       </w:r>
     </w:p>
     <w:p>
@@ -5039,7 +5781,7 @@
         <w:pStyle w:val="Compact"/>
         <w:numPr>
           <w:ilvl w:val="0"/>
-          <w:numId w:val="1014"/>
+          <w:numId w:val="1015"/>
         </w:numPr>
         <w:spacing w:line="276" w:lineRule="auto" w:after="120"/>
       </w:pPr>
@@ -5047,7 +5789,19 @@
         <w:rPr>
           <w:rFonts w:ascii="Arial" w:hAnsi="Arial"/>
         </w:rPr>
-        <w:t xml:space="preserve">A prospective classifier.</w:t>
+        <w:t xml:space="preserve">Molecular-risk-context framing supported by sensitivity-model attenuation after PR/proliferation adjustment.</w:t>
+      </w:r>
+    </w:p>
+    <w:p>
+      <w:pPr>
+        <w:pStyle w:val="FirstParagraph"/>
+        <w:spacing w:line="276" w:lineRule="auto" w:after="120"/>
+      </w:pPr>
+      <w:r>
+        <w:rPr>
+          <w:rFonts w:ascii="Arial" w:hAnsi="Arial"/>
+        </w:rPr>
+        <w:t xml:space="preserve">The current manuscript does not claim:</w:t>
       </w:r>
     </w:p>
     <w:p>
@@ -5055,7 +5809,7 @@
         <w:pStyle w:val="Compact"/>
         <w:numPr>
           <w:ilvl w:val="0"/>
-          <w:numId w:val="1014"/>
+          <w:numId w:val="1016"/>
         </w:numPr>
         <w:spacing w:line="276" w:lineRule="auto" w:after="120"/>
       </w:pPr>
@@ -5063,7 +5817,7 @@
         <w:rPr>
           <w:rFonts w:ascii="Arial" w:hAnsi="Arial"/>
         </w:rPr>
-        <w:t xml:space="preserve">Treatment-selection utility.</w:t>
+        <w:t xml:space="preserve">A standalone clinical biomarker.</w:t>
       </w:r>
     </w:p>
     <w:p>
@@ -5071,7 +5825,7 @@
         <w:pStyle w:val="Compact"/>
         <w:numPr>
           <w:ilvl w:val="0"/>
-          <w:numId w:val="1014"/>
+          <w:numId w:val="1016"/>
         </w:numPr>
         <w:spacing w:line="276" w:lineRule="auto" w:after="120"/>
       </w:pPr>
@@ -5079,7 +5833,7 @@
         <w:rPr>
           <w:rFonts w:ascii="Arial" w:hAnsi="Arial"/>
         </w:rPr>
-        <w:t xml:space="preserve">Completed R-ISS validation.</w:t>
+        <w:t xml:space="preserve">An independent prognostic biomarker.</w:t>
       </w:r>
     </w:p>
     <w:p>
@@ -5087,7 +5841,7 @@
         <w:pStyle w:val="Compact"/>
         <w:numPr>
           <w:ilvl w:val="0"/>
-          <w:numId w:val="1014"/>
+          <w:numId w:val="1016"/>
         </w:numPr>
         <w:spacing w:line="276" w:lineRule="auto" w:after="120"/>
       </w:pPr>
@@ -5095,7 +5849,7 @@
         <w:rPr>
           <w:rFonts w:ascii="Arial" w:hAnsi="Arial"/>
         </w:rPr>
-        <w:t xml:space="preserve">Completed PFS validation.</w:t>
+        <w:t xml:space="preserve">A prospective classifier.</w:t>
       </w:r>
     </w:p>
     <w:p>
@@ -5103,7 +5857,7 @@
         <w:pStyle w:val="Compact"/>
         <w:numPr>
           <w:ilvl w:val="0"/>
-          <w:numId w:val="1014"/>
+          <w:numId w:val="1016"/>
         </w:numPr>
         <w:spacing w:line="276" w:lineRule="auto" w:after="120"/>
       </w:pPr>
@@ -5111,7 +5865,7 @@
         <w:rPr>
           <w:rFonts w:ascii="Arial" w:hAnsi="Arial"/>
         </w:rPr>
-        <w:t xml:space="preserve">Completed treatment-response validation.</w:t>
+        <w:t xml:space="preserve">Treatment-selection utility.</w:t>
       </w:r>
     </w:p>
     <w:p>
@@ -5119,7 +5873,7 @@
         <w:pStyle w:val="Compact"/>
         <w:numPr>
           <w:ilvl w:val="0"/>
-          <w:numId w:val="1014"/>
+          <w:numId w:val="1016"/>
         </w:numPr>
         <w:spacing w:line="276" w:lineRule="auto" w:after="120"/>
       </w:pPr>
@@ -5127,11 +5881,59 @@
         <w:rPr>
           <w:rFonts w:ascii="Arial" w:hAnsi="Arial"/>
         </w:rPr>
-        <w:t xml:space="preserve">Direct GSE299193 validation of TXNDC5, JCHAIN, or SDC1.</w:t>
-      </w:r>
-    </w:p>
-    <w:bookmarkEnd w:id="24"/>
+        <w:t xml:space="preserve">Completed R-ISS validation.</w:t>
+      </w:r>
+    </w:p>
+    <w:p>
+      <w:pPr>
+        <w:pStyle w:val="Compact"/>
+        <w:numPr>
+          <w:ilvl w:val="0"/>
+          <w:numId w:val="1016"/>
+        </w:numPr>
+        <w:spacing w:line="276" w:lineRule="auto" w:after="120"/>
+      </w:pPr>
+      <w:r>
+        <w:rPr>
+          <w:rFonts w:ascii="Arial" w:hAnsi="Arial"/>
+        </w:rPr>
+        <w:t xml:space="preserve">Completed PFS validation.</w:t>
+      </w:r>
+    </w:p>
+    <w:p>
+      <w:pPr>
+        <w:pStyle w:val="Compact"/>
+        <w:numPr>
+          <w:ilvl w:val="0"/>
+          <w:numId w:val="1016"/>
+        </w:numPr>
+        <w:spacing w:line="276" w:lineRule="auto" w:after="120"/>
+      </w:pPr>
+      <w:r>
+        <w:rPr>
+          <w:rFonts w:ascii="Arial" w:hAnsi="Arial"/>
+        </w:rPr>
+        <w:t xml:space="preserve">Completed treatment-response validation.</w:t>
+      </w:r>
+    </w:p>
+    <w:p>
+      <w:pPr>
+        <w:pStyle w:val="Compact"/>
+        <w:numPr>
+          <w:ilvl w:val="0"/>
+          <w:numId w:val="1016"/>
+        </w:numPr>
+        <w:spacing w:line="276" w:lineRule="auto" w:after="120"/>
+      </w:pPr>
+      <w:r>
+        <w:rPr>
+          <w:rFonts w:ascii="Arial" w:hAnsi="Arial"/>
+        </w:rPr>
+        <w:t xml:space="preserve">Direct GSE299193 reproducibility of TXNDC5, JCHAIN, or SDC1.</w:t>
+      </w:r>
+    </w:p>
     <w:bookmarkEnd w:id="25"/>
+    <w:bookmarkEnd w:id="26"/>
     <w:sectPr>
       <w:footnotePr>
         <w:numRestart w:val="eachSect"/>
@@ -5493,6 +6295,9 @@
     <w:abstractNumId w:val="991"/>
   </w:num>
   <w:num w:numId="1011">
+    <w:abstractNumId w:val="991"/>
+  </w:num>
+  <w:num w:numId="1012">
     <w:abstractNumId w:val="99411"/>
     <w:lvlOverride w:ilvl="0">
       <w:startOverride w:val="1"/>
@@ -5522,13 +6327,16 @@
       <w:startOverride w:val="1"/>
     </w:lvlOverride>
   </w:num>
-  <w:num w:numId="1012">
-    <w:abstractNumId w:val="991"/>
-  </w:num>
   <w:num w:numId="1013">
     <w:abstractNumId w:val="991"/>
   </w:num>
   <w:num w:numId="1014">
+    <w:abstractNumId w:val="991"/>
+  </w:num>
+  <w:num w:numId="1015">
+    <w:abstractNumId w:val="991"/>
+  </w:num>
+  <w:num w:numId="1016">
     <w:abstractNumId w:val="991"/>
   </w:num>
 </w:numbering>
